--- a/src/main/resources/templates/LR_REGIONALE.docx
+++ b/src/main/resources/templates/LR_REGIONALE.docx
@@ -521,98 +521,7 @@
         <w:rPr>
           <w:rFonts w:ascii="Times New Roman" w:hAnsi="Times New Roman"/>
         </w:rPr>
-        <w:t>Le</w:t>
-      </w:r>
-      <w:r>
-        <w:rPr>
-          <w:rFonts w:ascii="Times New Roman" w:hAnsi="Times New Roman"/>
-          <w:spacing w:val="-6"/>
-        </w:rPr>
-        <w:t xml:space="preserve"> </w:t>
-      </w:r>
-      <w:r>
-        <w:rPr>
-          <w:rFonts w:ascii="Times New Roman" w:hAnsi="Times New Roman"/>
-        </w:rPr>
-        <w:t>Chef</w:t>
-      </w:r>
-      <w:r>
-        <w:rPr>
-          <w:rFonts w:ascii="Times New Roman" w:hAnsi="Times New Roman"/>
-          <w:spacing w:val="-5"/>
-        </w:rPr>
-        <w:t xml:space="preserve"> </w:t>
-      </w:r>
-      <w:r>
-        <w:rPr>
-          <w:rFonts w:ascii="Times New Roman" w:hAnsi="Times New Roman"/>
-        </w:rPr>
-        <w:t>de</w:t>
-      </w:r>
-      <w:r>
-        <w:rPr>
-          <w:rFonts w:ascii="Times New Roman" w:hAnsi="Times New Roman"/>
-          <w:spacing w:val="-6"/>
-        </w:rPr>
-        <w:t xml:space="preserve"> </w:t>
-      </w:r>
-      <w:r>
-        <w:rPr>
-          <w:rFonts w:ascii="Times New Roman" w:hAnsi="Times New Roman"/>
-        </w:rPr>
-        <w:t>la</w:t>
-      </w:r>
-      <w:r>
-        <w:rPr>
-          <w:rFonts w:ascii="Times New Roman" w:hAnsi="Times New Roman"/>
-          <w:spacing w:val="-5"/>
-        </w:rPr>
-        <w:t xml:space="preserve"> </w:t>
-      </w:r>
-      <w:r>
-        <w:rPr>
-          <w:rFonts w:ascii="Times New Roman" w:hAnsi="Times New Roman"/>
-        </w:rPr>
-        <w:t>Commission</w:t>
-      </w:r>
-      <w:r>
-        <w:rPr>
-          <w:rFonts w:ascii="Times New Roman" w:hAnsi="Times New Roman"/>
-          <w:spacing w:val="-5"/>
-        </w:rPr>
-        <w:t xml:space="preserve"> </w:t>
-      </w:r>
-      <w:r>
-        <w:rPr>
-          <w:rFonts w:ascii="Times New Roman" w:hAnsi="Times New Roman"/>
-        </w:rPr>
-        <w:t>Nationale</w:t>
-      </w:r>
-      <w:r>
-        <w:rPr>
-          <w:rFonts w:ascii="Times New Roman" w:hAnsi="Times New Roman"/>
-          <w:spacing w:val="-5"/>
-        </w:rPr>
-        <w:t xml:space="preserve"> </w:t>
-      </w:r>
-      <w:r>
-        <w:rPr>
-          <w:rFonts w:ascii="Times New Roman" w:hAnsi="Times New Roman"/>
-        </w:rPr>
-        <w:t>des</w:t>
-      </w:r>
-      <w:r>
-        <w:rPr>
-          <w:rFonts w:ascii="Times New Roman" w:hAnsi="Times New Roman"/>
-          <w:spacing w:val="-5"/>
-        </w:rPr>
-        <w:t xml:space="preserve"> </w:t>
-      </w:r>
-      <w:r>
-        <w:rPr>
-          <w:rFonts w:ascii="Times New Roman" w:hAnsi="Times New Roman"/>
-        </w:rPr>
-        <w:t>Marchés</w:t>
+        <w:t>Le Chef de la Commission Régionale des Marchés</w:t>
       </w:r>
     </w:p>
     <w:p>
